--- a/Cover_Letters/Shinoy_myTomorrows_Operational_Excellence_Manager_Cover_Letter.docx
+++ b/Cover_Letters/Shinoy_myTomorrows_Operational_Excellence_Manager_Cover_Letter.docx
@@ -14,7 +14,7 @@
     </w:p>
     <w:p>
       <w:r>
-        <w:t>September 14, 2026</w:t>
+        <w:t>September 16, 2026</w:t>
       </w:r>
     </w:p>
     <w:p>
@@ -35,12 +35,12 @@
     </w:p>
     <w:p>
       <w:r>
-        <w:t>Your focus on breaking down barriers for patients through technology resonates with my background in optimizing operational processes in regulated environments. Throughout my career, I have focused on building clear documentation, improving workflow efficiency, and bridging the gap between technical systems and business needs. I also have practical experience using AI tools like Gemini Code Assist to cut down manual effort during development and deployment cycles.</w:t>
+        <w:t>Your focus on breaking down barriers for patients through technology resonates with my background in optimizing processes and improving operational efficiency in regulated environments. Throughout my career, I have focused on bridging the gap between operations and technical execution, documenting standard operating procedures, and driving process improvements.</w:t>
       </w:r>
     </w:p>
     <w:p>
       <w:r>
-        <w:t>I appreciate how your operational excellence team works hands-on across functions to scale systems thoughtfully. I would welcome the opportunity to bring my background in process improvement, documentation discipline, and cross-functional collaboration to your Amsterdam office.</w:t>
+        <w:t>I also have hands-on experience using AI tools like Gemini Code Assist to streamline workflows, which aligns well with your workstream for integrating AI capabilities into operational processes. I am comfortable working in a maturing function where foundations are being built and I look forward to bringing my documentation discipline and stakeholder management skills to your office in Amsterdam.</w:t>
       </w:r>
     </w:p>
     <w:p>
